--- a/example_articles/immigration_status/Immigrant/1.immigration_status_Immigrant_New_York_Times.docx
+++ b/example_articles/immigration_status/Immigrant/1.immigration_status_Immigrant_New_York_Times.docx
@@ -7,9 +7,7 @@
         <w:pStyle w:val="Heading1"/>
       </w:pPr>
       <w:r>
-        <w:t>CRITIC'S NOTEBOOK;</w:t>
-        <w:br/>
-        <w:t>All Alone, Peering Into the Abyss</w:t>
+        <w:t>Mo Salah Gives Egyptians What We Need; Contributing Op-Ed Writer</w:t>
       </w:r>
     </w:p>
     <w:p>
@@ -19,17 +17,17 @@
     </w:p>
     <w:p>
       <w:r>
-        <w:t>Date: 1990-12-14</w:t>
+        <w:t>Date: 2018-06-18</w:t>
       </w:r>
     </w:p>
     <w:p>
       <w:r>
-        <w:t>Section: Section C;; Section C; Page 1; Column 1; Weekend Desk; Column 1;</w:t>
+        <w:t>Section: OPINION</w:t>
       </w:r>
     </w:p>
     <w:p>
       <w:r>
-        <w:t>Source file: NYT/52.DOCX</w:t>
+        <w:t>Source file: NYT/24.DOCX</w:t>
       </w:r>
     </w:p>
     <w:p>
@@ -51,55 +49,33 @@
     </w:p>
     <w:p>
       <w:r>
-        <w:t>MIDWAY in "Monster in a Box," his monologue at the Mitzi E. Newhouse Theater, Spalding Gray offhandedly remarks that the personal upheavals he is describing must seem ludicrous in light of the fact that "we are living through the end of the world."</w:t>
+        <w:t>CAIRO — The last time I watched a football match in its entirety was on June 12, 1990. Egypt was playing the Netherlands in the World Cup in Italy. I was 13 and watched the game on a small living-room television screen in Cairo, surrounded by my older cousins and their friends. We were a group of 20 Egyptians and one Dutch-Egyptian, whose loyalties were severely divided. It was Egypt's first appearance in a World Cup in 56 years.</w:t>
         <w:br/>
-        <w:t>On the surface, this observation, which comes as a throwaway aside, might seem gratuitous. But, in fact, the notion that he and the audience are witnesses to the end of civilization as they have known it goes to the very core of his vision. At the same time, Mr. Gray is far too sophisticated not to realize that were he to voice his apocalyptic suspicions more insistently, they would sound hollow. Simply to mention them in passing, as though they were assumptions taken for granted by everyone present, is far more subversive.</w:t>
+        <w:t>We're a country of more than 95 million people, and like much of the continent, football is our national sport. Judging from the streets on any day there is an important league match, a sizable majority of Egyptians are fans — many of them divided between the country's two most popular teams, Ahly and Zamalek, but united around the national team.</w:t>
         <w:br/>
-        <w:t>A feeling that the world is crumbling -- that, in the language of William Butler Yeats, "the center cannot hold" -- is actually an assumption crucial not only to the work of Mr. Gray, but also to that of almost every other solo performance artist to be seen on New York stages nowadays. That shouldn't be surprising, however, given the deepest impulse behind solo performance, which is to create a theatrical reality all by oneself. And if there is no world to hang onto anymore, no sense of a cohesive community or a shared sense of values, what is there left to trust beside the self?</w:t>
+        <w:t>I grew up in Cairo, down the street from the headquarters of the Ahly team, and football was an almost inescapable element of daily life. It was always on the radio, on TV and in conversation around me. You were invariably asked about your affiliation, and for much of the nearly 30 years of President Hosni Mubarak's rule, it was thought that football could contain political dissent, at least at home. Mr. Mubarak spent heavily on the national team, propping up its profile and raising the stakes of its successes — so much so that a longstanding rivalry with Algeria's team devolved into rioting in 2009, and required the intervention of diplomats.</w:t>
         <w:br/>
-        <w:t>The most forceful characters in Eric Bogosian's devastating collection of monologues, "Sex, Drugs, Rock &amp; Roll," which reopens this evening for a limited engagement at the Orpheum Theater, are the barbaric inhabitants of a decaying capitalist society who live for flashy cars and hyperstimulation. Perhaps the scariest of them is the working-class reveler at a pal's bachelor party who describes his idea of heaven on earth: "I'm sitting on a couch with a babe. I'm watching TV. I'm eating clam dip on a ripple potato chip. I'm smoking joints. I'm snorting coke. I'm drinking shots of Jack Daniel's. I'm chasing them with glasses of champagne mixed with Heineken. I think to myself, this is civilized!"</w:t>
+        <w:t>Somehow I never caught football fever and neither did my brother. This might have been the result of a British education (which favors rugby) or the combined effect of our football-fanatic father's absence (he lived abroad) and our mother's blanket noninterest in sports. But Egypt's qualification for the World Cup this year would have been an event to celebrate with or without Mohamed Salah, the 25-year-old player who led Liverpool to the Champions League final with his record-setting 32 goals this season. His inclusion in the national squad, the Pharaohs, has made converts of us all.</w:t>
         <w:br/>
-        <w:t>Some of the other beasts in Mr. Bogosian's satiric menagerie include a yelling, money-grubbing talent agent who insists he is still committed to his 60's idealism while telling his son, "If someone does something to you, do it twice as much back to him"; a homicidal black youth named X-Blow who equates God with Batman, and a compulsive consumer who lives by the motto "Take care of the luxuries, the necessities will take care of themselves."</w:t>
+        <w:t>With Egypt now playing in the World Cup, 28 years after the last time, billboards and posters celebrating the Pharaohs tower over many main streets of Cairo. Salah's name and face are plastered on T-shirts, of course, but also on shop doors and supermarket fliers, and on the cash register of our local dry cleaner. Although Salah sat out Egypt's first match on Friday because of an injury and the game ended in a 0-1 loss to Uruguay, fans still honked horns in the streets and waved the Egyptian flag out of car windows in joy.</w:t>
         <w:br/>
-        <w:t>Mr. Bogosian may have found his counterpart in John Leguizamo, whose show, "Mambo Mouth," at the American Place Theater, offers scathing Bogosian-style portraits of Hispanic men. If desperate conspicuous consumption is the worst symptom of the spiritual disease that ravages Mr. Bogosian's world, in Mr. Leguizamo's harshly funny portraits it is a grotesque machismo. His impersonations of characters ranging from an adolescent boy losing his virginity with an obese prostitute to a Hispanic drag queen wreaking violent revenge on his faithless "Prince Charming" are charged with contempt for a macho culture he suggests is crippled by its inability to think above its collective crotch. But in a sketch called "Crossover Seminar," Mr. Leguizamo also ridicules this culture's higher economic aspirations by imagining a Hispanic man giving a course on how to turn oneself into a robotic, gray-faced Japanese businessman. Much more skillfully performed than it is written, "Mambo Mouth" is at once funny and savage in its reinforcement of negative stereotypes.</w:t>
+        <w:t>It was through my sports-agnostic brother that I was introduced to Salah earlier this year, when I overheard him speaking to a friend with excitement (perhaps as a Muslim Londoner) about the Liverpool fans' chant: "Mo Salah — la la la la, la la la la la. If he's good enough for you, he's good enough for me. If he scores another few, then I'll be Muslim too." It was a gallery curator and art historian friend — usually hypercritical — who exclaimed with delight that I "had" to write about the British Museum's            "incredible" acquisition of Salah's football cleats, which have been displayed beside a monumental bust of Pharaoh Ramses II. A cousin who disavowed football over her husband's obsession with it has been bombarding a family WhatsApp group with daily postings on #MoSalah.</w:t>
         <w:br/>
-        <w:t>Today's solo performance artists tend to adopt either one of two attitudes: one "sane," the other "crazy." But both attitudes are really two sides of the same ironic coin. Mr. Gray, Laurie Anderson and Wallace Shawn project articulate pseudo-rational personae that, most of the time, maintain an attitude of civilized decorum. Mr. Bogosian, Mr. Leguizamo and Ann Magnuson splinter their personalities into multiple characters, many of them raving eccentrics. Karen Finley, John O'Keefe and David Cale usually prefer to express themselves through a single "crazy" voice that, though feverish in its intensity, hammers home certain truths.</w:t>
+        <w:t>As a non-football-fan who has watched even more committed non-fans become passionate supporters, it is hard not to think of the excitement around Salah in symbolic political terms. First, for what he represents on the opposite side of the conservative populist current that has swept Europe and the United States, during this moment of Western anti-immigration rhetoric, Brexit and bans on Muslims. Salah is an underdog — an Egyptian, a Muslim, an immigrant — but with so many people rallying around and rooting for him, his miraculous talent is dispelling prejudice.</w:t>
         <w:br/>
-        <w:t>Much of the power of Mr. Gray's monologues comes from his manipulation of his image as a haughty Rhode Island patrician spinning autobiographical yarns. He remains so articulate, even when momentarily carried away, that one tends to trust him as a truthful observer. Yet one of the things that makes "Monster in a Box," like its predecessor "Swimming to Cambodia," so disquieting is the way he deliberately sabotages that trust. The facade he presents of a well-spoken cosmopolitan is continually undermined by his confessions of an inner self that is so intimidated by contemporary terrors that at times he can barely distinguish between fear and reality.</w:t>
+        <w:t>As an Egyptian, I find it hard not to think of Salah also against the backdrop of the 2011 revolution. Although the feelings aren't quite comparable, the last time I felt myself leap inside, wanting to take to the streets with an Egyptian flag — as Salah inspires today — was in those early days of the uprising and through the first election the following year. Since then, though, the disappointments have been many and they have become extreme. There is a feeling of having lost ground as citizens — of no longer having any sway on the direction the country may take, as we felt we did back then.</w:t>
         <w:br/>
-        <w:t>In "Monster in a Box," Mr. Gray recalls his obsession with the notion that he has developed AIDS, despite the absence of any rational evidence that he had been exposed to the disease. And if the descriptions of his neuroses -- including hypochondria, writer's block and mild paranoia -- are comical, they are also convincing. One leaves "Monster in a Box" empathizing with Mr. Gray's psychic vulnerability and sharing his feeling thatrationality and a civilized veneer are no longer adequate defenses against a world that has taken leave of its senses.</w:t>
+        <w:t>Salah was born to a modest, working-class family in a rural village 80 miles from Cairo; the place didn't have a proper medical center or ambulance unit until Salah reportedly donated money for their establishment. Salah, as a hero and symbol, doesn't bring back what we lost when the hopes of the revolution shattered, but he offers an antidote to the political battering the country has taken, and he suggests a sense of possibility even to young Egyptians from backgrounds like his. Football players have the status of pop stars in Egypt, and Salah's is the ultimate success story — not just a story of fame and riches. It is widely thought that if he ran for political office, he might be elected.</w:t>
         <w:br/>
-        <w:t>Ms. Anderson also uses a similarly rational tone to even more ironic effect. Often sounding like an unflappable scientist who has solutions for every problem, her performances take the audience on explorations of a technology-ridden world that ultimately imply the inability of modern society to control that technology. Her last major piece, "Empty Places," used images and sounds to evoke a global, post-industrial landscape so homogenized and degraded by technology that a feeling of community has been sacrificed. At the same time, she extended the image of homeless people on New York's streets into a metaphor for a larger spiritual rootlessness brought on by the very inventions that were intended to bring people together but that have instead alienated them from their environment and one another.</w:t>
+        <w:t>Perhaps that's why his image is sometimes appropriated by others. A glaring example came earlier this month, at the Egyptian team's training camp in Chechnya, when he was reportedly roused from a nap for a photo opportunity with Ramzan A. Kadyrov, the Russian republic's autocratic leader.            A photograph of Salah shaking the hand of President Abdel Fattah el-           Sisi of Egyptcirculated in the state press and on social media after his record-setting season. When Egypt's antidrug agency            used Salah as the face of a video campaign in April, its social media pages received a combined 8.4 million views in 72 hours. Salah's success is being co-opted by the state, but the results aren't necessarily sinister: He is a genuinely unifying force, the one thing in Egypt that everyone seems invested in.</w:t>
         <w:br/>
-        <w:t>In his new monologue, "The Fever," which played briefly at the Public Theater recently and will tour several New York theaters starting Feb. 18, the playwright Wallace Shawn gave the rational voice a new intellectual twist. By gradually shifting the point of view of the speaker so that the audience would be seduced into going along with both sides of the moral argument about the responsibility of the rich to help the poor, he challenged the audience's complacency.</w:t>
+        <w:t>Despite this, Salah isn't overtly political; he says it's for Egyptians, not Egypt, that he has put on the cleats of his national team. Yet he has power, and it comes from how, much like the revolution punctured the decades of stasis that preceded it, he is now puncturing the stark reality that has emerged since the revolution failed. Salah's success may not redeem the state of the nation, but he offers an escape from the present moment and a long history of political disappointments. Whether we win or lose in Tuesday's match against Russia, for Egyptians, Salah's existence alone feels like a win. As the Liverpool fans say, "Mo Salah is a gift from Allah."</w:t>
         <w:br/>
-        <w:t>If Mr. Gray, Ms. Anderson and Mr. Shawn present themselves as the besieged emblems of American civilization at its most enlightened, Mr. Bogosian, Ms. Magnuson and Mr. Leguizamo portray the unenlightened barbarian hordes who are attacking both from within and without. Mr. Bogosian's characters are the maddened, addicted victims of a materialistic ethic that has gone out of control. The typical characters in Ms. Magnuson's comic monologues are eccentrics who have been so immersed in America's junk culture that they are quite literally dysfunctional media freaks. Mr. Leguizamo's are victims of poverty and discrimination. His most politically astute character is an illegal alien from Latin America who, while being transported back across the Mexican border, angrily predicts that sooner or later an unstoppable tide of third-world people will sweep across America and take over everything.</w:t>
+        <w:t>Yasmine El Rashidi is the author of "The Battle for Egypt: Dispatches from the Revolution" and "Chronicle of a Last Summer: A Novel of Egypt."</w:t>
         <w:br/>
-        <w:t>Because they work alone and deal with so much material that is politically and socially loaded, today's monologuists have a shamanistic aura. In an increasingly comformist social climate, where appearances of propriety account for so much, they strip naked psychically, revealing fantasies that may be universal but that are still socially unmentionable. By reminding us that each person is an autonomous little world, a world that moreover is far richer and more complex than the reductive cliches and shallow debates of television talk shows, they reassert the ultimate value of the individual.</w:t>
+        <w:t xml:space="preserve">Ms. El Rashidi, a journalist and novelist, is a long-time resident of Cairo. </w:t>
         <w:br/>
-        <w:t>The world according to me, they insist, is as valuable as the world according to us.</w:t>
-        <w:br/>
-        <w:t xml:space="preserve"> </w:t>
-        <w:br/>
-        <w:t>Who, When And Where</w:t>
-        <w:br/>
-        <w:t xml:space="preserve"> </w:t>
-        <w:br/>
-        <w:t>Here are where the monologuists mentioned are performing. All theaters are in Manhattan.</w:t>
-        <w:br/>
-        <w:t>MAMBO MOUTH, American Place Theater, 111 West 46th Street. Today and tomorrow, 9:30 P.M. Next week, Thursday through Saturday at 8 P.M. and Sunday at 3 P.M. Through Dec. 30. Tickets, $16. Information: (212) 840-3074.</w:t>
-        <w:br/>
-        <w:t>MONSTER IN A BOX, Mitzi E. Newhouse Theater, Lincoln Center, Tuesdays through Saturdays at 8 P.M.; Sundays at 3 P.M. Through Dec. 31. Tickets are $25. Information: (212) 239-6200.</w:t>
-        <w:br/>
-        <w:t>SEX, DRUGS, ROCK &amp; ROLL, Orpheum Theater, 126 Second Avenue, at Eighth Street. Tuesdays through Fridays at 8 P.M.; Saturdays at 7 and 10 P.M.; Sundays at 3 P.M. Tickets are $29.50. Through Jan. 6. Information: (212) 477-2477.</w:t>
-        <w:br/>
-        <w:br/>
-        <w:t>Graphic</w:t>
-        <w:br/>
-        <w:br/>
-        <w:t xml:space="preserve"> </w:t>
-        <w:br/>
-        <w:t>Photos: John Leguizamo in "Mambo Mouth," his one-man show at American Place. (American Place Theater); Eric Bogosian will reopen his "Sex, Drugs, Rock &amp; Roll," tonight at the Orpheum Theater. (The New York Times) (pg. 35)</w:t>
+        <w:t>PHOTO: A man in Mohamed Salah's home village of Nagrig, Egypt, wearing a football jersey with the athlete's name on it. (PHOTOGRAPH BY Sima Diab for The New York Times FOR THE NEW YORK TIMES)</w:t>
       </w:r>
     </w:p>
     <w:sectPr>

--- a/example_articles/immigration_status/Immigrant/1.immigration_status_Immigrant_New_York_Times.docx
+++ b/example_articles/immigration_status/Immigrant/1.immigration_status_Immigrant_New_York_Times.docx
@@ -7,7 +7,7 @@
         <w:pStyle w:val="Heading1"/>
       </w:pPr>
       <w:r>
-        <w:t>Mo Salah Gives Egyptians What We Need; Contributing Op-Ed Writer</w:t>
+        <w:t>Spaceman, Senator, V.P. Pick? Kamala Harris Sizes Up Mark Kelly.</w:t>
       </w:r>
     </w:p>
     <w:p>
@@ -17,17 +17,17 @@
     </w:p>
     <w:p>
       <w:r>
-        <w:t>Date: 2018-06-18</w:t>
+        <w:t>Date: 2024-07-26</w:t>
       </w:r>
     </w:p>
     <w:p>
       <w:r>
-        <w:t>Section: OPINION</w:t>
+        <w:t>Section: US; politics</w:t>
       </w:r>
     </w:p>
     <w:p>
       <w:r>
-        <w:t>Source file: NYT/24.DOCX</w:t>
+        <w:t>Source file: NYT/2.DOCX</w:t>
       </w:r>
     </w:p>
     <w:p>
@@ -49,33 +49,83 @@
     </w:p>
     <w:p>
       <w:r>
-        <w:t>CAIRO — The last time I watched a football match in its entirety was on June 12, 1990. Egypt was playing the Netherlands in the World Cup in Italy. I was 13 and watched the game on a small living-room television screen in Cairo, surrounded by my older cousins and their friends. We were a group of 20 Egyptians and one Dutch-Egyptian, whose loyalties were severely divided. It was Egypt's first appearance in a World Cup in 56 years.</w:t>
+        <w:t>The rugged border lands around Douglas, Ariz., dip through precipitous canyons and shoot skyward on rocky mountain walls, impossible terrain for a 30-foot steel bollard wall but not for the cartels smuggling people and contraband from Mexico.</w:t>
         <w:br/>
-        <w:t>We're a country of more than 95 million people, and like much of the continent, football is our national sport. Judging from the streets on any day there is an important league match, a sizable majority of Egyptians are fans — many of them divided between the country's two most popular teams, Ahly and Zamalek, but united around the national team.</w:t>
+        <w:t>Senator Mark Kelly, an Arizona Democrat under consideration to be Vice President Kamala Harris's running mate, knows this expanse well — a fact that even the state's Republicans acknowledge.</w:t>
         <w:br/>
-        <w:t>I grew up in Cairo, down the street from the headquarters of the Ahly team, and football was an almost inescapable element of daily life. It was always on the radio, on TV and in conversation around me. You were invariably asked about your affiliation, and for much of the nearly 30 years of President Hosni Mubarak's rule, it was thought that football could contain political dissent, at least at home. Mr. Mubarak spent heavily on the national team, propping up its profile and raising the stakes of its successes — so much so that a longstanding rivalry with Algeria's team devolved into rioting in 2009, and required the intervention of diplomats.</w:t>
+        <w:t>Donald Huish, the G.O.P. mayor of Douglas, recounted a phone call with Mr. Kelly two weeks ago, when the two men talked through progress on making the small city an official, expanded port of entry into the United States. The senator has pushed hard for the move, and Mr. Huish has embraced it. Both of them see the plan as a way to inject economic stability into the region and possibly defang the coyotes and cartels prowling the passes.</w:t>
         <w:br/>
-        <w:t>Somehow I never caught football fever and neither did my brother. This might have been the result of a British education (which favors rugby) or the combined effect of our football-fanatic father's absence (he lived abroad) and our mother's blanket noninterest in sports. But Egypt's qualification for the World Cup this year would have been an event to celebrate with or without Mohamed Salah, the 25-year-old player who led Liverpool to the Champions League final with his record-setting 32 goals this season. His inclusion in the national squad, the Pharaohs, has made converts of us all.</w:t>
+        <w:t>"What gets me about Senator Kelly is, yes, we're in touch with staff on the issues, but he personally calls me on a regular basis, and I feel comfortable calling him," said Mr. Huish, who identifies as a strongly conservative Republican. "I'm sure he's taken some heat from some of his party concerning the border, but he understands it."</w:t>
         <w:br/>
-        <w:t>With Egypt now playing in the World Cup, 28 years after the last time, billboards and posters celebrating the Pharaohs tower over many main streets of Cairo. Salah's name and face are plastered on T-shirts, of course, but also on shop doors and supermarket fliers, and on the cash register of our local dry cleaner. Although Salah sat out Egypt's first match on Friday because of an injury and the game ended in a 0-1 loss to Uruguay, fans still honked horns in the streets and waved the Egyptian flag out of car windows in joy.</w:t>
+        <w:t>Mr. Kelly, 60, is a relative newcomer to politics. But he would bring to the Democratic ticket a résumé as remarkable as any political consultant could dream of: He is the working-class son of New Jersey police officers, a Navy pilot who flew 39 combat missions off the U.S.S. Midway in Operation Desert Storm, and a NASA astronaut and engineer who collected debris from the Columbia disaster, commanded a shuttle as the United States returned to space and flew the Space Shuttle Endeavour's final mission.</w:t>
         <w:br/>
-        <w:t>It was through my sports-agnostic brother that I was introduced to Salah earlier this year, when I overheard him speaking to a friend with excitement (perhaps as a Muslim Londoner) about the Liverpool fans' chant: "Mo Salah — la la la la, la la la la la. If he's good enough for you, he's good enough for me. If he scores another few, then I'll be Muslim too." It was a gallery curator and art historian friend — usually hypercritical — who exclaimed with delight that I "had" to write about the British Museum's            "incredible" acquisition of Salah's football cleats, which have been displayed beside a monumental bust of Pharaoh Ramses II. A cousin who disavowed football over her husband's obsession with it has been bombarding a family WhatsApp group with daily postings on #MoSalah.</w:t>
+        <w:t>Oh, and he is married to Gabrielle Giffords, the former Arizona representative whose near-fatal brain injury in a mass shooting made her a symbol against gun violence, in her battleground state and beyond.</w:t>
         <w:br/>
-        <w:t>As a non-football-fan who has watched even more committed non-fans become passionate supporters, it is hard not to think of the excitement around Salah in symbolic political terms. First, for what he represents on the opposite side of the conservative populist current that has swept Europe and the United States, during this moment of Western anti-immigration rhetoric, Brexit and bans on Muslims. Salah is an underdog — an Egyptian, a Muslim, an immigrant — but with so many people rallying around and rooting for him, his miraculous talent is dispelling prejudice.</w:t>
+        <w:t>All of that could be hugely helpful to Ms. Harris as she tries to recapture momentum among working-class voters and keep Arizona, where former President Donald J. Trump has been gaining an edge, winnable for Democrats.</w:t>
         <w:br/>
-        <w:t>As an Egyptian, I find it hard not to think of Salah also against the backdrop of the 2011 revolution. Although the feelings aren't quite comparable, the last time I felt myself leap inside, wanting to take to the streets with an Egyptian flag — as Salah inspires today — was in those early days of the uprising and through the first election the following year. Since then, though, the disappointments have been many and they have become extreme. There is a feeling of having lost ground as citizens — of no longer having any sway on the direction the country may take, as we felt we did back then.</w:t>
+        <w:t>But Mr. Kelly's special appeal, beyond what other potential running mates from swing states could provide, is his expertise on the technical issues and politics of the U.S.-Mexico border, perhaps Ms. Harris's biggest vulnerability, his backers say.</w:t>
         <w:br/>
-        <w:t>Salah was born to a modest, working-class family in a rural village 80 miles from Cairo; the place didn't have a proper medical center or ambulance unit until Salah reportedly donated money for their establishment. Salah, as a hero and symbol, doesn't bring back what we lost when the hopes of the revolution shattered, but he offers an antidote to the political battering the country has taken, and he suggests a sense of possibility even to young Egyptians from backgrounds like his. Football players have the status of pop stars in Egypt, and Salah's is the ultimate success story — not just a story of fame and riches. It is widely thought that if he ran for political office, he might be elected.</w:t>
+        <w:t>"That's why I appreciate Senator Kelly: He sees the dichotomies, the differences, the challenges that are not all the same on the border," Mr. Huish said.</w:t>
         <w:br/>
-        <w:t>Perhaps that's why his image is sometimes appropriated by others. A glaring example came earlier this month, at the Egyptian team's training camp in Chechnya, when he was reportedly roused from a nap for a photo opportunity with Ramzan A. Kadyrov, the Russian republic's autocratic leader.            A photograph of Salah shaking the hand of President Abdel Fattah el-           Sisi of Egyptcirculated in the state press and on social media after his record-setting season. When Egypt's antidrug agency            used Salah as the face of a video campaign in April, its social media pages received a combined 8.4 million views in 72 hours. Salah's success is being co-opted by the state, but the results aren't necessarily sinister: He is a genuinely unifying force, the one thing in Egypt that everyone seems invested in.</w:t>
+        <w:t>A Trump supporter, Mr. Huish said he was not a fan of Ms. Harris. "Her heart's in the right place," he said. "Her policies are in the wrong place." But if Mr. Kelly joined the ticket, he said, it would cause him to "struggle a little bit" with this vote.</w:t>
         <w:br/>
-        <w:t>Despite this, Salah isn't overtly political; he says it's for Egyptians, not Egypt, that he has put on the cleats of his national team. Yet he has power, and it comes from how, much like the revolution punctured the decades of stasis that preceded it, he is now puncturing the stark reality that has emerged since the revolution failed. Salah's success may not redeem the state of the nation, but he offers an escape from the present moment and a long history of political disappointments. Whether we win or lose in Tuesday's match against Russia, for Egyptians, Salah's existence alone feels like a win. As the Liverpool fans say, "Mo Salah is a gift from Allah."</w:t>
+        <w:t>Other vice-presidential contenders, like Gov. Andy Beshear of Kentucky and Gov. Roy Cooper of North Carolina, have made their reputations by winning over Republican voters. Two other governors in the mix, Josh Shapiro of Pennsylvania and Gretchen Whitmer of Michigan, hail from states that are perhaps more crucial to Democratic fortunes than Arizona, which, while President Biden carried it narrowly in 2020, was more of a capstone to his victory than a linchpin.</w:t>
         <w:br/>
-        <w:t>Yasmine El Rashidi is the author of "The Battle for Egypt: Dispatches from the Revolution" and "Chronicle of a Last Summer: A Novel of Egypt."</w:t>
+        <w:t>Mr. Kelly's political identity is tied directly to his appeal to Republicans — not just voters but also politicians and personalities — in a state where the Grand Old Party is bitterly divided between old-line Republicans allied with the legacy of Senator John McCain and a new guard of Trump loyalists who hold their intraparty rivals in contempt.</w:t>
         <w:br/>
-        <w:t xml:space="preserve">Ms. El Rashidi, a journalist and novelist, is a long-time resident of Cairo. </w:t>
+        <w:t>As a fellow Navy combat pilot, Mr. Kelly bonded with Mr. McCain well before he entered politics, when he was best known in the state as Ms. Giffords's husband. He was elected to the Senate in 2020, beating Martha McSally, a fellow military pilot appointed to Mr. McCain's seat after his death, and then won a full term in 2022 by defeating a Trump-backed conservative, Blake Masters, by nearly five percentage points.</w:t>
         <w:br/>
-        <w:t>PHOTO: A man in Mohamed Salah's home village of Nagrig, Egypt, wearing a football jersey with the athlete's name on it. (PHOTOGRAPH BY Sima Diab for The New York Times FOR THE NEW YORK TIMES)</w:t>
+        <w:t>Meghan McCain, a conservative media personality and the senator's daughter, estimated that about 15 percent of Arizona Republicans remained in the McCain wing. Mr. Kelly has been "not just respectful" to her father's legacy, she said, but "I'd go so far as deferential."</w:t>
+        <w:br/>
+        <w:t>"He's smart, he's charismatic, he has a vision," Cindy McCain, Mr. McCain's widow, said in an interview. "You look at his record and who he is as a person, he's a very lovely man, and of course he brings Arizona."</w:t>
+        <w:br/>
+        <w:t>With Mr. Kelly's personal history comes a mystique that cannot be manufactured. Paul Fujimura, a former Naval flight officer who flew an A-6 Intruder with Mr. Kelly for two years, remembered being asked during the Gulf War to go after an Iraqi patrol boat making a run for it out of Kuwait Harbor. Mr. Kelly wanted to attack, but that meant a hard, 135-degree turn at 200 feet above the water, under heavy antiaircraft fire, and bringing another plane that was flying cover with them. At Mr. Kelly's order, they went ahead and sank the boat.</w:t>
+        <w:br/>
+        <w:t>"To order somebody else to go forward and put their life on the line is a heavy, heavy, heavy responsibility," said Mr. Fujimura, a senior official in the Transportation Security Administration who this weekend will take over international programs at the U.S. Naval Academy. "You've got to be decisive, and you have to commit. It takes courage."</w:t>
+        <w:br/>
+        <w:t>During Ms. Giffords's first House run, in 2006, women at her campaign events wanted to know if she was really dating an astronaut, and if so, what was he like. As she painstakingly recovered from her brain injury, he was seen in the state as her steadfast supporter, even from space.</w:t>
+        <w:br/>
+        <w:t>His willingness to stand by — and sometimes in the shadow of — a famous political woman has not been lost on Ms. Harris's team, Democrats say. He has ties to the vice president from their time together in the Capitol, where she has served as the tiebreaking president of the Senate. His Senate chief of staff, Jennifer Cox, came from his wife's sprawling political operation and is on leave to lead the Harris campaign in Arizona.</w:t>
+        <w:br/>
+        <w:t>His standard campaign uniform, a Navy flight jacket and ship cap, is recognizable with blue-collar audiences anywhere; he has been stumping with endangered Senate Democrats across the country. He even has cordial relations with Elon Musk, now an avatar of the right, having served on a safety panel for Mr. Musk's company SpaceX.</w:t>
+        <w:br/>
+        <w:t>And Arizona Democrats are behind him. The state party's executive board on Wednesday formally endorsed Mr. Kelly to be the vice-presidential nominee.</w:t>
+        <w:br/>
+        <w:t>"It would be good for Arizona as a border state, and it would be good for our country," said Raquel Terán, a former chair of the Arizona Democratic Party now running for the House. "He is a coalition builder, and he knows how to get things done."</w:t>
+        <w:br/>
+        <w:t>Mr. Kelly, who declined to be interviewed for this article, has his drawbacks. If a Harris-Kelly ticket captured the White House, the Democratic governor of Arizona, Katie Hobbs, would appoint a Democratic replacement for Mr. Kelly in the Senate next year, but the seat would be subject to an early special election in 2026, potentially putting it at risk. (Mr. Kelly does not face re-election until 2028.)</w:t>
+        <w:br/>
+        <w:t>Daniel Scarpinato, a Republican operative in the state, noted that Mr. Kelly was not a barnburner on the stump. In Washington, the senator has often been overshadowed legislatively by Senator Kyrsten Sinema, the Democrat-turned-independent who helped craft some of Mr. Biden's signature accomplishments, especially the infrastructure law.</w:t>
+        <w:br/>
+        <w:t>Mr. Kelly has also not faced the harsh spotlight of a national campaign, and has potential political liabilities like a high-altitude surveillance balloon company he helped found with Chinese venture capital, Mr. Scarpinato said.</w:t>
+        <w:br/>
+        <w:t>But like other Republicans, Mr. Scarpinato circled back to the border, and Mr. Kelly's deft handling of it, as a huge boon to a Democratic ticket.</w:t>
+        <w:br/>
+        <w:t>John Giles, the Republican mayor of Mesa, Ariz., a sprawling suburb of Phoenix in critical Maricopa County, agreed.</w:t>
+        <w:br/>
+        <w:t>"He's a wonky, nerdy guy who has to know the details of how things work," he said. "He's not a superficial guy."</w:t>
+        <w:br/>
+        <w:t>Mr. Kelly's approach to the border embraces barriers like Mr. Trump's wall in some places, though not across the entire frontier. He has also called for an immigration policy that treats migrants with respect and maintains asylum options. Most of all, he has pushed back against politicians (he does not say Republicans) who have swept into Arizona's borderlands since the George W. Bush administration, held photo opportunities and partisan news conferences, and then returned to Washington only to snuff out legislative solutions and preserve their political talking points.</w:t>
+        <w:br/>
+        <w:t>Local officials say Mr. Kelly is attuned to the complexities of the issue and grasps the difference between a smuggler's haven like Cochise County, which includes Douglas, and a major port of entry like Yuma, Ariz., where migrants cross legally, appeal for asylum and are often released pending their court date.</w:t>
+        <w:br/>
+        <w:t>Douglas's police chief, Kraig Fullen, remembered when the only border barrier between his city and its southern sister, Agua Prieta, was a dilapidated fence. Now, there are immigration officials, surveillance cameras and a towering metal fence the color of rust.</w:t>
+        <w:br/>
+        <w:t>As Mexican criminal organizations have grown more sophisticated, law enforcement officials said, their smuggling operations have, too. Sheriff's deputies arrest people from across the country, some of them teenagers, who have been lured on social media apps like TikTok to drive migrants through the desert for a few thousand dollars a night.</w:t>
+        <w:br/>
+        <w:t>When the numbers of migrants began to climb to new heights last year, a Catholic church in Douglas transformed itself into a shelter. Volunteers collected donations and helped the newcomers.</w:t>
+        <w:br/>
+        <w:t>"We're a town of 17,000," said Mr. Huish, the Douglas mayor. "We have zero capabilities of handling even 30 people staying overnight and waiting for transport out."</w:t>
+        <w:br/>
+        <w:t>Mr. Kelly is well aware. After Mr. Biden changed the nation's asylum policies by executive order last month to try to slow the flow of migrants, the senator called Mr. Huish to ask if the change was working. But the flow of migrants had already slowed considerably, Mr. Huish said.</w:t>
+        <w:br/>
+        <w:t>Now, he was focused on restoring an orderly flow of goods and people through a formal port of entry, complete with major infrastructure improvements that his senator, Mr. Kelly, is trying to secure.</w:t>
+        <w:br/>
+        <w:t>If anything, Mr. Huish said, he is worried about Mr. Trump's promise of across-the-board tariffs on most imports, including those that would cross at a new Douglas port of entry.</w:t>
+        <w:br/>
+        <w:t>"That could be a problem," he said.</w:t>
+        <w:br/>
+        <w:t>PHOTOS: Mark Kelly at the White House, above; a 2013 hearing on gun violence with his wife, Gabrielle Giffords, who was injured in a shooting; and in 2006 with the crew of the Shuttle Discovery. As senator, he has pushed to make Douglas, Ariz., lower left, a U.S. point of entry. (PHOTOGRAPHS BY ROD LAMKEY, JR. FOR NEW YORK TIMES; DOUG MILLS/THE NEW YORK TIMES; CHANG W. LEE/THE NEW YORK TIMES; PAUL RATJE FOR THE NEW YORK TIMES) This article appeared in print on page A10.</w:t>
       </w:r>
     </w:p>
     <w:sectPr>
